--- a/data/Vorlagen/AUFGABEN-Vorlage.docx
+++ b/data/Vorlagen/AUFGABEN-Vorlage.docx
@@ -123,6 +123,7 @@
         <w:tc>
           <w:tcPr>
             <w:tcW w:w="4320" w:type="dxa"/>
+            <w:shd w:val="clear" w:color="auto" w:fill="F79646" w:themeFill="accent6"/>
           </w:tcPr>
           <w:p>
             <w:r>
@@ -133,6 +134,7 @@
         <w:tc>
           <w:tcPr>
             <w:tcW w:w="4320" w:type="dxa"/>
+            <w:shd w:val="clear" w:color="auto" w:fill="F79646" w:themeFill="accent6"/>
           </w:tcPr>
           <w:p>
             <w:r>
@@ -332,6 +334,7 @@
         <w:tc>
           <w:tcPr>
             <w:tcW w:w="4320" w:type="dxa"/>
+            <w:shd w:val="clear" w:color="auto" w:fill="F79646" w:themeFill="accent6"/>
           </w:tcPr>
           <w:p>
             <w:r>
@@ -342,6 +345,7 @@
         <w:tc>
           <w:tcPr>
             <w:tcW w:w="4320" w:type="dxa"/>
+            <w:shd w:val="clear" w:color="auto" w:fill="F79646" w:themeFill="accent6"/>
           </w:tcPr>
           <w:p>
             <w:r>
@@ -541,6 +545,7 @@
         <w:tc>
           <w:tcPr>
             <w:tcW w:w="4320" w:type="dxa"/>
+            <w:shd w:val="clear" w:color="auto" w:fill="F79646" w:themeFill="accent6"/>
           </w:tcPr>
           <w:p>
             <w:r>
@@ -551,6 +556,7 @@
         <w:tc>
           <w:tcPr>
             <w:tcW w:w="4320" w:type="dxa"/>
+            <w:shd w:val="clear" w:color="auto" w:fill="F79646" w:themeFill="accent6"/>
           </w:tcPr>
           <w:p>
             <w:r>
@@ -751,6 +757,7 @@
         <w:tc>
           <w:tcPr>
             <w:tcW w:w="4320" w:type="dxa"/>
+            <w:shd w:val="clear" w:color="auto" w:fill="F79646" w:themeFill="accent6"/>
           </w:tcPr>
           <w:p>
             <w:r>
@@ -761,6 +768,7 @@
         <w:tc>
           <w:tcPr>
             <w:tcW w:w="4320" w:type="dxa"/>
+            <w:shd w:val="clear" w:color="auto" w:fill="F79646" w:themeFill="accent6"/>
           </w:tcPr>
           <w:p>
             <w:r>
@@ -960,6 +968,7 @@
         <w:tc>
           <w:tcPr>
             <w:tcW w:w="4320" w:type="dxa"/>
+            <w:shd w:val="clear" w:color="auto" w:fill="F79646" w:themeFill="accent6"/>
           </w:tcPr>
           <w:p>
             <w:r>
@@ -970,6 +979,7 @@
         <w:tc>
           <w:tcPr>
             <w:tcW w:w="4320" w:type="dxa"/>
+            <w:shd w:val="clear" w:color="auto" w:fill="F79646" w:themeFill="accent6"/>
           </w:tcPr>
           <w:p>
             <w:r>
